--- a/Day_3_Teacher_Packet.docx
+++ b/Day_3_Teacher_Packet.docx
@@ -191,7 +191,7 @@
           <w:p>
             <w:r/>
             <w:r>
-              <w:t>Students formalize yesterday’s discovery. They read a factored polynomial, count the multiplicity of each zero, and predict graph behavior before verifying in Desmos.</w:t>
+              <w:t>Students name multiplicity, count it from a factored polynomial, and predict graph behavior at every zero before verifying in Desmos.</w:t>
             </w:r>
           </w:p>
         </w:tc>
@@ -276,32 +276,32 @@
               <w:rPr>
                 <w:b/>
               </w:rPr>
-              <w:t>📋  DOK GUIDE FOR EVALUATORS</w:t>
+              <w:t>📋  DESIGN —  ONE DOK-3 SPINE</w:t>
             </w:r>
           </w:p>
           <w:p>
             <w:r>
-              <w:t>Framework: Do Now → Launch → Explore → Share/Summary → Exit Ticket. Every phase carries [Framework] + [DOK] tags.</w:t>
+              <w:t>Do Now → Launch (name the word) → Practice (apply) → ONE DOK-3 Explore (Tonya) → Summary Exit.</w:t>
             </w:r>
           </w:p>
           <w:p>
             <w:r>
-              <w:t>[DOK 1] Blooket warm-up [Do Now C].</w:t>
+              <w:t>[DOK 1] Blooket rule recall.</w:t>
             </w:r>
           </w:p>
           <w:p>
             <w:r>
-              <w:t>[DOK 2] Touch/Cross predictions [Do Now A]; Launch naming; Desmos investigation; Try It; Share/Summary; CER exit ticket.</w:t>
+              <w:t>[DOK 2] Touch/Cross prediction; Launch (x−1)ⁿ investigation; Try It; summary exit.</w:t>
             </w:r>
           </w:p>
           <w:p>
             <w:r>
-              <w:t>[DOK 3] Tonya error analysis [Explore]: students critique and defend with multiplicity language.</w:t>
+              <w:t>[DOK 3] Tonya error analysis — the sole DOK-3 task today.</w:t>
             </w:r>
           </w:p>
           <w:p>
             <w:r>
-              <w:t>DOK 3 placed with partner + teacher support. Exit Ticket intentionally DOK 2.</w:t>
+              <w:t>Why this design (Day 1–2 evidence): bundling two DOK-3 tasks in one period stretches the lesson to 1.4–1.5× the budget. Day 3 keeps Tonya as the spine and lets the (x−1)ⁿ investigation stay DOK 2 (pattern observation, not argument construction).</w:t>
             </w:r>
           </w:p>
         </w:tc>
@@ -348,47 +348,37 @@
           </w:p>
           <w:p>
             <w:r>
-              <w:t>3.  I can explain WHY even multiplicity produces a touch.</w:t>
+              <w:t>3.  I can spot and correct a multiplicity error in another student’s graph.</w:t>
             </w:r>
           </w:p>
           <w:p>
             <w:r>
-              <w:t>4.  I can spot and correct a multiplicity error in another student’s graph.</w:t>
+              <w:t>Formative evidence:</w:t>
             </w:r>
           </w:p>
           <w:p>
             <w:r>
-              <w:t>Formative assessment evidence:</w:t>
+              <w:t>•  Do Now sheets (scan #3 pattern guesses on entry).</w:t>
             </w:r>
           </w:p>
           <w:p>
             <w:r>
-              <w:t>•  Do Now sheets (scan for pattern guesses in #4).</w:t>
+              <w:t>•  Blooket dashboard (DOK 1 rule recall).</w:t>
             </w:r>
           </w:p>
           <w:p>
             <w:r>
-              <w:t>•  Blooket per-question percentages (DOK 1).</w:t>
+              <w:t>•  Try It A–C pages (circulate, photograph).</w:t>
             </w:r>
           </w:p>
           <w:p>
             <w:r>
-              <w:t>•  Try It A-C answers circulated + photographed.</w:t>
+              <w:t>•  Tonya error analysis page — collected (DOK 3 evidence).</w:t>
             </w:r>
           </w:p>
           <w:p>
             <w:r>
-              <w:t>•  Tonya error analysis written CER (DOK 3, collected).</w:t>
-            </w:r>
-          </w:p>
-          <w:p>
-            <w:r>
-              <w:t>•  Share/Summary self-rating.</w:t>
-            </w:r>
-          </w:p>
-          <w:p>
-            <w:r>
-              <w:t>•  CER exit ticket (DOK 2).</w:t>
+              <w:t>•  Summary exit ticket.</w:t>
             </w:r>
           </w:p>
         </w:tc>
@@ -415,37 +405,77 @@
               <w:rPr>
                 <w:b/>
               </w:rPr>
-              <w:t>⚠️  PACING NOTE — FITS 55-MIN PERIOD</w:t>
+              <w:t>⏱️  REALISTIC PACING</w:t>
             </w:r>
           </w:p>
           <w:p>
             <w:r>
-              <w:t>Tuesday F-period = 55 min. Monday A / Tuesday A = 65 min. Built for the 55-min version. On 65-min days, extra 10 min goes to:</w:t>
+              <w:t>Total: 55 min.  Blocks: Tuesday F = 55 min (on the nose), Monday A / Tuesday A = 65 min (10 min slack).</w:t>
             </w:r>
           </w:p>
           <w:p>
             <w:r>
-              <w:t>•  Desmos exploration (deeper discussion of the flatten)</w:t>
+              <w:t xml:space="preserve">  Do Now A (solo paper) ........ 5 min</w:t>
             </w:r>
           </w:p>
           <w:p>
             <w:r>
-              <w:t>•  Try It D challenge (more student attempts, partner critique)</w:t>
+              <w:t xml:space="preserve">  Do Now B (Blooket login) ..... 2 min</w:t>
             </w:r>
           </w:p>
           <w:p>
             <w:r>
-              <w:t>•  Written CER on error analysis</w:t>
+              <w:t xml:space="preserve">  Do Now C (Blooket game) ...... 7 min</w:t>
             </w:r>
           </w:p>
           <w:p>
             <w:r>
-              <w:t>RELEASE VALVE: if short, Tonya written CER → homework; preserve verbal partner justification.</w:t>
+              <w:t xml:space="preserve">  Launch ((x−1)ⁿ + naming) .... 12 min</w:t>
             </w:r>
           </w:p>
           <w:p>
             <w:r>
-              <w:t>NO extra Blooket or fluff work — use slack for depth, not new tasks.</w:t>
+              <w:t xml:space="preserve">  Practice (Try It A–C) ........ 10 min</w:t>
+            </w:r>
+          </w:p>
+          <w:p>
+            <w:r>
+              <w:t xml:space="preserve">  Explore (Tonya) .............. 15 min</w:t>
+            </w:r>
+          </w:p>
+          <w:p>
+            <w:r>
+              <w:t xml:space="preserve">  Summary Exit .................. 4 min</w:t>
+            </w:r>
+          </w:p>
+          <w:p>
+            <w:r>
+              <w:t>RELEASE VALVES (in order of preference):</w:t>
+            </w:r>
+          </w:p>
+          <w:p>
+            <w:r>
+              <w:t xml:space="preserve">  1. Cut Practice from 10 → 8 min (assign Try It C as HW).</w:t>
+            </w:r>
+          </w:p>
+          <w:p>
+            <w:r>
+              <w:t xml:space="preserve">  2. Hint-card a stuck pair on Tonya (Step 1: write the exponent).</w:t>
+            </w:r>
+          </w:p>
+          <w:p>
+            <w:r>
+              <w:t xml:space="preserve">  3. Cut Launch from 12 → 10 min (skip the (x−1)⁴ graph).</w:t>
+            </w:r>
+          </w:p>
+          <w:p>
+            <w:r>
+              <w:t xml:space="preserve">  NEVER cut the Summary Exit. Only artifact that documents learning.</w:t>
+            </w:r>
+          </w:p>
+          <w:p>
+            <w:r>
+              <w:t>65-min slack uses: extended Tonya partner CER, fast-finisher extension in Practice (build a polynomial with cross/touch/flatten constraints), deeper Frayer for multiplicity.</w:t>
             </w:r>
           </w:p>
         </w:tc>
@@ -472,7 +502,7 @@
               <w:rPr>
                 <w:b/>
               </w:rPr>
-              <w:t>[Do Now A]  [DOK 2] Touch or Cross? (Solo Paper)</w:t>
+              <w:t>[Do Now A]  [DOK 2] Touch-or-Cross Prediction</w:t>
             </w:r>
           </w:p>
           <w:p>
@@ -482,7 +512,12 @@
           </w:p>
           <w:p>
             <w:r>
-              <w:t>This is DOK 2, not DOK 1 — students apply observation from yesterday to NEW factored forms and attempt a rule in #4. Cognitive demand is right for post-break Tuesday.</w:t>
+              <w:t>Three small prediction items + one pattern guess. Breathable.</w:t>
+            </w:r>
+          </w:p>
+          <w:p>
+            <w:r>
+              <w:t>Bridges from Day 2 (still ZPP) and primes today’s pattern reveal.</w:t>
             </w:r>
           </w:p>
         </w:tc>
@@ -509,12 +544,12 @@
               <w:rPr>
                 <w:b/>
               </w:rPr>
-              <w:t>✅  DO NOW / ANSWER KEY + DIAGNOSTIC</w:t>
+              <w:t>✅  DO NOW / ANSWER KEY</w:t>
             </w:r>
           </w:p>
           <w:p>
             <w:r>
-              <w:t>Expected predictions (accept any clear “touch” / “cross” answer):</w:t>
+              <w:t>Expected predictions (accept any clear “touch” / “cross”):</w:t>
             </w:r>
           </w:p>
           <w:p>
@@ -529,7 +564,7 @@
           </w:p>
           <w:p>
             <w:r>
-              <w:t xml:space="preserve">    •  x = 3:  CROSS  (multiplicity 1)</w:t>
+              <w:t xml:space="preserve">    •  x =  3: CROSS  (multiplicity 1)</w:t>
             </w:r>
           </w:p>
           <w:p>
@@ -539,7 +574,7 @@
           </w:p>
           <w:p>
             <w:r>
-              <w:t xml:space="preserve">    •  x = 1:  TOUCH  (multiplicity 2)</w:t>
+              <w:t xml:space="preserve">    •  x =  1: TOUCH  (multiplicity 2)</w:t>
             </w:r>
           </w:p>
           <w:p>
@@ -549,22 +584,7 @@
           </w:p>
           <w:p>
             <w:r>
-              <w:t>3.  k(x) = x³ (x − 2)²</w:t>
-            </w:r>
-          </w:p>
-          <w:p>
-            <w:r>
-              <w:t xml:space="preserve">    •  x = 0:  CROSS (flattened)  (multiplicity 3)</w:t>
-            </w:r>
-          </w:p>
-          <w:p>
-            <w:r>
-              <w:t xml:space="preserve">    •  x = 2:  TOUCH  (multiplicity 2)</w:t>
-            </w:r>
-          </w:p>
-          <w:p>
-            <w:r>
-              <w:t>4.  Pattern guess target:</w:t>
+              <w:t>3.  Pattern target:</w:t>
             </w:r>
           </w:p>
           <w:p>
@@ -579,17 +599,17 @@
           </w:p>
           <w:p>
             <w:r>
-              <w:t>DIAGNOSTIC SCAN as students hand sheets in:</w:t>
+              <w:t>DIAGNOSTIC scan as students hand sheets in:</w:t>
             </w:r>
           </w:p>
           <w:p>
             <w:r>
-              <w:t>•  Students who wrote “cross” on every zero in #2-#3 → cold-call during Launch to surface + correct publicly.</w:t>
+              <w:t>•  Students who wrote “cross” on EVERY zero in #2 → cold-call during Launch.</w:t>
             </w:r>
           </w:p>
           <w:p>
             <w:r>
-              <w:t>•  Students who stated the even/odd rule in #4 → have them share first in Launch. Peer-voiced rule beats teacher-voiced rule.</w:t>
+              <w:t>•  Students who articulated the EVEN/ODD rule in #3 → have them share first. Peer-voiced rule beats teacher-voiced rule.</w:t>
             </w:r>
           </w:p>
         </w:tc>
@@ -616,27 +636,52 @@
               <w:rPr>
                 <w:b/>
               </w:rPr>
-              <w:t>[Do Now B+C]  [— / DOK 1] Blooket — Targeted Multiplicity</w:t>
+              <w:t>[Do Now B+C]  [DOK 1] Blooket — Rule Recall ONLY</w:t>
             </w:r>
           </w:p>
           <w:p>
             <w:r>
-              <w:t>NEW CSV: Blooket_Day3_Multiplicity.csv. Import before class.</w:t>
+              <w:t>SCOPE (pure rule-recall, DOK 1).  Multiplicity rules + Day 2 ZPP retention.</w:t>
             </w:r>
           </w:p>
           <w:p>
             <w:r>
-              <w:t>B: 2-min login window.</w:t>
+              <w:t>Habits of mind today’s work depends on:</w:t>
             </w:r>
           </w:p>
           <w:p>
             <w:r>
-              <w:t>C: 7-min game. 20 questions on reading multiplicity from factored form, cross/touch identification, matching graphs, error spots, plus 2 recall questions from Day 2.</w:t>
+              <w:t>•  Multiplicity = exponent on the factor (e.g., (x − 4)² → mult 2 at x = 4).</w:t>
             </w:r>
           </w:p>
           <w:p>
             <w:r>
-              <w:t>Diagnostic: note lowest-percent questions. If students miss “multiplicity of (x-3)⁴,” address directly during Launch.</w:t>
+              <w:t>•  EVEN multiplicity → TOUCH and turn.</w:t>
+            </w:r>
+          </w:p>
+          <w:p>
+            <w:r>
+              <w:t>•  ODD multiplicity → CROSS.</w:t>
+            </w:r>
+          </w:p>
+          <w:p>
+            <w:r>
+              <w:t>•  Day 2 retention: zero ⇔ factor = 0; zero at x = c gives factor (x − c).</w:t>
+            </w:r>
+          </w:p>
+          <w:p>
+            <w:r>
+              <w:t>DO NOT include items that require students to factor an expression — that’s DOK 2 problem solving and doesn’t belong on flashcards.</w:t>
+            </w:r>
+          </w:p>
+          <w:p>
+            <w:r>
+              <w:t>Dashboard diagnostic: note the two lowest items. If a rule is cold, 60-second board reset before Launch.</w:t>
+            </w:r>
+          </w:p>
+          <w:p>
+            <w:r>
+              <w:t>CSV: Blooket_Day3_Multiplicity.csv  (regenerate via regen_blooket_csvs.py).</w:t>
             </w:r>
           </w:p>
         </w:tc>
@@ -663,17 +708,47 @@
               <w:rPr>
                 <w:b/>
               </w:rPr>
-              <w:t>[Launch]  [DOK 2] Name the Thing</w:t>
+              <w:t>[Launch]  [DOK 2] Name the Pattern via (x − 1)ⁿ  (12 min)</w:t>
             </w:r>
           </w:p>
           <w:p>
             <w:r>
-              <w:t>Framework: Launch, 5-15 min. Purpose: introduce the word, tie to yesterday’s discovery, build Frayer.</w:t>
+              <w:t>Pulls Do Now into a public synthesis, then partners run a fast Desmos investigation of (x − 1)ⁿ for n = 1, 2, 3, 4. Teacher names the word MULTIPLICITY at the moment the (x − 1)² graph touches.</w:t>
             </w:r>
           </w:p>
           <w:p>
             <w:r>
-              <w:t>Script: reference g(x) = x(x-4)² on board → “(x-4) appears twice → multiplicity 2 → graph touched.” Now the word is attached to shared memory.</w:t>
+              <w:t>Script:</w:t>
+            </w:r>
+          </w:p>
+          <w:p>
+            <w:r>
+              <w:t>1.  “Pull out your Do Now.” (15s)</w:t>
+            </w:r>
+          </w:p>
+          <w:p>
+            <w:r>
+              <w:t>2.  Cold-call the student who wrote a clean even/odd rule in #3. (60s)</w:t>
+            </w:r>
+          </w:p>
+          <w:p>
+            <w:r>
+              <w:t>3.  Cold-call a student who wrote “cross” everywhere in #2 — address the misconception publicly. (60s)</w:t>
+            </w:r>
+          </w:p>
+          <w:p>
+            <w:r>
+              <w:t>4.  Partners type (a)–(d) in Desmos, record behavior at x = 1. (5 min)</w:t>
+            </w:r>
+          </w:p>
+          <w:p>
+            <w:r>
+              <w:t>5.  Class share: “What happened at multiplicity 2 vs. 3 vs. 4?” (3 min)</w:t>
+            </w:r>
+          </w:p>
+          <w:p>
+            <w:r>
+              <w:t>6.  Name the word, build the T-chart together. (3 min)</w:t>
             </w:r>
           </w:p>
         </w:tc>
@@ -705,49 +780,62 @@
           </w:p>
           <w:p>
             <w:r>
-              <w:t>Name the word: MULTIPLICITY = number of times a factor appears.</w:t>
+              <w:t>Target observations at  x = 1:</w:t>
             </w:r>
           </w:p>
           <w:p>
             <w:r>
-              <w:t>f(x) = (x − 4)² (x + 1):  x = 4 → mult 2;  x = −1 → mult 1.</w:t>
-            </w:r>
-          </w:p>
-          <w:p/>
-          <w:p>
-            <w:r>
-              <w:t>FRAYER answer-bank (accept any reasonable phrasing):</w:t>
+              <w:t>(a)  y = (x − 1)¹  →  clean straight-through CROSS (linear slope).</w:t>
             </w:r>
           </w:p>
           <w:p>
             <w:r>
-              <w:t>•  Definition: how many times a factor repeats in factored form.</w:t>
+              <w:t>(b)  y = (x − 1)²  →  TOUCHES (parabolic kiss; turns back).</w:t>
             </w:r>
           </w:p>
           <w:p>
             <w:r>
-              <w:t>•  Characteristics: counted per zero; always a positive integer; equals the exponent on the factor.</w:t>
+              <w:t>(c)  y = (x − 1)³  →  CROSSES but FLATTENS at the zero (S-curve).</w:t>
             </w:r>
           </w:p>
           <w:p>
             <w:r>
-              <w:t>•  Example: (x − 5)³ has a zero of multiplicity 3 at x = 5.</w:t>
+              <w:t>(d)  y = (x − 1)⁴  →  TOUCHES, flatter than (b).</w:t>
             </w:r>
           </w:p>
           <w:p>
             <w:r>
-              <w:t>•  Non-example: a coefficient (like the 3 in 3x) is NOT multiplicity.</w:t>
-            </w:r>
-          </w:p>
-          <w:p/>
-          <w:p>
-            <w:r>
-              <w:t>TEACHER MOVE — bridge from yesterday:</w:t>
+              <w:t>Pattern: EVEN → touch/turn; ODD → cross; higher multiplicity → flatter at the zero.</w:t>
             </w:r>
           </w:p>
           <w:p>
             <w:r>
-              <w:t>Write g(x) = x(x − 4)² on the board. Ask: “Which zero had the weird behavior yesterday?” (x = 4). “How many times is (x − 4) in the factored form?” (twice). “That’s what we mean by multiplicity 2. And the graph touched.” Now the word is attached to a shared memory, not a definition.</w:t>
+              <w:t>T-chart fill (canonical):</w:t>
+            </w:r>
+          </w:p>
+          <w:p>
+            <w:r>
+              <w:t xml:space="preserve">  ODD: graph crosses through the x-axis (1 = clean cross; 3, 5 = flatten-through).</w:t>
+            </w:r>
+          </w:p>
+          <w:p>
+            <w:r>
+              <w:t xml:space="preserve">  EVEN: graph touches the x-axis and turns back (sign of f doesn’t change there).</w:t>
+            </w:r>
+          </w:p>
+          <w:p>
+            <w:r>
+              <w:t>TEACHER MOVE — the naming:</w:t>
+            </w:r>
+          </w:p>
+          <w:p>
+            <w:r>
+              <w:t>After (b) is graphed, pause: “Who predicted touch on the Do Now? Why?” Surface a student answer.  Then say: “The word for how many times a factor appears is MULTIPLICITY.” Write on the board.  Continue with (c) and (d).</w:t>
+            </w:r>
+          </w:p>
+          <w:p>
+            <w:r>
+              <w:t>DON’T volunteer the FLATTEN-as-multiplicity-grows insight — let students notice it.  Bonus: “Why does (c) flatten compared to (a)?” (Cubing a small number makes it tiny — graph stays near the axis longer.)</w:t>
             </w:r>
           </w:p>
         </w:tc>
@@ -774,92 +862,22 @@
               <w:rPr>
                 <w:b/>
               </w:rPr>
-              <w:t>[Explore]  [DOK 2-3] Desmos Investigation (x-1)ⁿ</w:t>
+              <w:t>[Practice]  [DOK 2] Try It A–C  (10 min)</w:t>
             </w:r>
           </w:p>
           <w:p>
             <w:r>
-              <w:t>Framework: Explore. Students own the discovery. Teacher circulates only.</w:t>
+              <w:t>Three items.  Each: zeros + multiplicity + behavior.</w:t>
             </w:r>
           </w:p>
           <w:p>
             <w:r>
-              <w:t>Partners graph (x-1)¹ through (x-1)⁴, record behavior at x=1, then fill the Even-vs-Odd T-chart. Bonus pushes toward “why does higher odd mult flatten?” — productive struggle, no rescue.</w:t>
-            </w:r>
-          </w:p>
-        </w:tc>
-      </w:tr>
-    </w:tbl>
-    <w:p/>
-    <w:tbl>
-      <w:tblPr>
-        <w:tblStyle w:val="TableGrid"/>
-        <w:tblW w:type="auto" w:w="0"/>
-        <w:tblLook w:firstColumn="1" w:firstRow="1" w:lastColumn="0" w:lastRow="0" w:noHBand="0" w:noVBand="1" w:val="04A0"/>
-      </w:tblPr>
-      <w:tblGrid>
-        <w:gridCol w:w="10224"/>
-      </w:tblGrid>
-      <w:tr>
-        <w:tc>
-          <w:tcPr>
-            <w:tcW w:type="dxa" w:w="10224"/>
-          </w:tcPr>
-          <w:p>
-            <w:r/>
-            <w:r>
-              <w:rPr>
-                <w:b/>
-              </w:rPr>
-              <w:t>🔍  DESMOS / ANSWER KEY</w:t>
+              <w:t>Teacher circulates with sentence-frame prompts, not corrections.</w:t>
             </w:r>
           </w:p>
           <w:p>
             <w:r>
-              <w:t>Target observations at x = 1:</w:t>
-            </w:r>
-          </w:p>
-          <w:p>
-            <w:r>
-              <w:t>(a)  (x − 1)¹  → clean straight-through cross (linear slope at zero)</w:t>
-            </w:r>
-          </w:p>
-          <w:p>
-            <w:r>
-              <w:t>(b)  (x − 1)²  → TOUCHES (parabolic kiss, turns back)</w:t>
-            </w:r>
-          </w:p>
-          <w:p>
-            <w:r>
-              <w:t>(c)  (x − 1)³  → CROSSES but FLATTENS at the zero (S-curve)</w:t>
-            </w:r>
-          </w:p>
-          <w:p>
-            <w:r>
-              <w:t>(d)  (x − 1)⁴  → TOUCHES and flattens harder than (x-1)²</w:t>
-            </w:r>
-          </w:p>
-          <w:p/>
-          <w:p>
-            <w:r>
-              <w:t>Pattern: EVEN → touch/turn; ODD → cross; higher multiplicity → flatter at the zero.</w:t>
-            </w:r>
-          </w:p>
-          <w:p/>
-          <w:p>
-            <w:r>
-              <w:t>BONUS (why higher odd mult flattens):</w:t>
-            </w:r>
-          </w:p>
-          <w:p>
-            <w:r>
-              <w:t>Near x = 1, (x-1) is small. Cubing a small number makes it tiny. So for the graph to reach the same y-value on each side, it has to stay near the x-axis longer. The flatten-through behavior is the curve “sticking” at the axis.</w:t>
-            </w:r>
-          </w:p>
-          <w:p/>
-          <w:p>
-            <w:r>
-              <w:t>TEACHER MOVE: don’t volunteer the explanation for the BONUS. Let partners wrestle with it. If no one gets there, preview: “Calculus will explain the flattening. For now, the PATTERN is the rule.”</w:t>
+              <w:t>Fast finishers: write a polynomial with prescribed cross/touch/flatten behaviors at three zeros (extension on the board).</w:t>
             </w:r>
           </w:p>
         </w:tc>
@@ -891,67 +909,49 @@
           </w:p>
           <w:p>
             <w:r>
-              <w:t>A.  f(x) = (x + 3)(x − 2)²</w:t>
+              <w:t>A.  f(x) = x(x+4)(x−1)⁴</w:t>
             </w:r>
           </w:p>
           <w:p>
             <w:r>
-              <w:t xml:space="preserve">    ✅ x = −3, mult 1 → CROSS</w:t>
+              <w:t xml:space="preserve">    ✅  Graph crosses the x−axis at zeros 0 and −4 (odd multiplicity 1); turning point at x = 1 (even multiplicity 4).</w:t>
             </w:r>
           </w:p>
           <w:p>
             <w:r>
-              <w:t xml:space="preserve">    ✅ x = 2, mult 2  → TOUCH</w:t>
+              <w:t xml:space="preserve">    DOK 1 — Direct application of the multiplicity rule: odd → cross, even → turning point. No strategy choice required.</w:t>
             </w:r>
           </w:p>
           <w:p>
             <w:r>
-              <w:t>B.  g(x) = x² (x − 5)³</w:t>
+              <w:t xml:space="preserve">    [bank id: 3-5-tryit-2a]</w:t>
+            </w:r>
+          </w:p>
+          <w:p/>
+          <w:p>
+            <w:r>
+              <w:t>B.  f(x) = (x² + 9)(x − 1)⁵(x + 2)²</w:t>
             </w:r>
           </w:p>
           <w:p>
             <w:r>
-              <w:t xml:space="preserve">    ✅ x = 0, mult 2  → TOUCH</w:t>
+              <w:t xml:space="preserve">    ✅  Real zeros only: graph crosses at x = 1 (odd multiplicity 5); turning point at x = −2 (even multiplicity 2). Factor x² + 9 has no real zeros.</w:t>
             </w:r>
           </w:p>
           <w:p>
             <w:r>
-              <w:t xml:space="preserve">    ✅ x = 5, mult 3  → CROSS (flattened)</w:t>
+              <w:t xml:space="preserve">    DOK 1 — Same multiplicity rule applied with one extra step — recognize that x² + 9 contributes no real zero. Still single−path procedural.</w:t>
             </w:r>
           </w:p>
           <w:p>
             <w:r>
-              <w:t>C.  h(x) = (x + 1)⁴ (x − 4)</w:t>
+              <w:t xml:space="preserve">    [bank id: 3-5-tryit-2b]</w:t>
             </w:r>
           </w:p>
+          <w:p/>
           <w:p>
             <w:r>
-              <w:t xml:space="preserve">    ✅ x = −1, mult 4 → TOUCH (very flat)</w:t>
-            </w:r>
-          </w:p>
-          <w:p>
-            <w:r>
-              <w:t xml:space="preserve">    ✅ x = 4, mult 1  → CROSS</w:t>
-            </w:r>
-          </w:p>
-          <w:p>
-            <w:r>
-              <w:t>D.  CHALLENGE (answers vary; sample target):</w:t>
-            </w:r>
-          </w:p>
-          <w:p>
-            <w:r>
-              <w:t xml:space="preserve">    Cross at x=0 (odd mult), touch at x=2 (even mult), flatten-through at x=−1 (odd mult ≥ 3).</w:t>
-            </w:r>
-          </w:p>
-          <w:p>
-            <w:r>
-              <w:t xml:space="preserve">    ✅ f(x) = x(x − 2)² (x + 1)³   (any leading coefficient).</w:t>
-            </w:r>
-          </w:p>
-          <w:p>
-            <w:r>
-              <w:t xml:space="preserve">    Common student answer missing the flatten: f(x) = x(x-2)²(x+1) — the x+1 needs exponent ≥ 3 for flatten-through.</w:t>
+              <w:t>Fast-finisher extension (write on the board if a pair finishes before the rest):  “Build a polynomial that CROSSES at x = 0, TOUCHES at x = 2, and FLATTEN-CROSSES at x = −1.”  Sample answer: f(x) = x(x − 2)² (x + 1)³.</w:t>
             </w:r>
           </w:p>
         </w:tc>
@@ -978,17 +978,22 @@
               <w:rPr>
                 <w:b/>
               </w:rPr>
-              <w:t>[Explore]  [DOK 3] Tonya Error Analysis</w:t>
+              <w:t>[Explore]  [DOK 3] Tonya Error Analysis  (15 min)</w:t>
             </w:r>
           </w:p>
           <w:p>
             <w:r>
-              <w:t>Framework: Explore (continued) OR synthesis push before Share. 10 min. This is the revised-packet DOK 3 task.</w:t>
+              <w:t>ONE driver.  All three rules printed on the student page; 5-step scaffold; self-contained.  Students critique Tonya’s sketch and defend the correct behavior using multiplicity language.</w:t>
             </w:r>
           </w:p>
           <w:p>
             <w:r>
-              <w:t>Students must name Tonya’s error using academic vocabulary (multiplicity, even, touch) and defend with CER.</w:t>
+              <w:t>Teacher role: circulate, prompt-only.  Answer questions with questions (“What’s the exponent on (x + 1)?”).</w:t>
+            </w:r>
+          </w:p>
+          <w:p>
+            <w:r>
+              <w:t>Partner roles: one writes Step 1–2, the other drafts Step 3 (the defense). Swap for fast-finisher CER expansion if time allows.</w:t>
             </w:r>
           </w:p>
         </w:tc>
@@ -1015,60 +1020,62 @@
               <w:rPr>
                 <w:b/>
               </w:rPr>
-              <w:t>🔎  ERROR ANALYSIS / ANSWER KEY + CER sample</w:t>
+              <w:t>🔎  TONYA / ANSWER KEY + WHY DOK 3</w:t>
             </w:r>
           </w:p>
           <w:p>
             <w:r>
-              <w:t>Tonya sketched f(x) = (x + 1)² (x − 3) with BOTH zeros crossing.</w:t>
-            </w:r>
-          </w:p>
-          <w:p/>
-          <w:p>
-            <w:r>
-              <w:t>(a)  RIGHT: x = 3 does cross (multiplicity 1, odd).</w:t>
+              <w:t>Target: Tonya’s f(x) = (x + 1)² (x − 3).  She drew BOTH zeros crossing.</w:t>
             </w:r>
           </w:p>
           <w:p>
             <w:r>
-              <w:t>(b)  WRONG: at x = −1 the factor (x + 1) is squared → multiplicity 2 (even) → the graph should TOUCH and TURN, not cross.</w:t>
-            </w:r>
-          </w:p>
-          <w:p/>
-          <w:p>
-            <w:r>
-              <w:t>SAMPLE CER:</w:t>
+              <w:t>✅  STEP 1 (RIGHT): x = 3 has multiplicity 1 (odd), so crossing IS correct there.</w:t>
             </w:r>
           </w:p>
           <w:p>
             <w:r>
-              <w:t>CLAIM: The graph should touch the x-axis at x = −1, not cross.</w:t>
+              <w:t>✅  STEP 2 (WRONG): the factor (x + 1) has exponent 2, so x = −1 has multiplicity 2 (even). Even multiplicity means the graph TOUCHES and TURNS, NOT crosses.</w:t>
             </w:r>
           </w:p>
           <w:p>
             <w:r>
-              <w:t>EVIDENCE: The factor (x + 1) appears with an exponent of 2, so the zero at x = −1 has multiplicity 2. Multiplicity 2 is even.</w:t>
+              <w:t>✅  STEP 3 (sample defense, sentence frame):</w:t>
             </w:r>
           </w:p>
           <w:p>
             <w:r>
-              <w:t>REASONING: Even multiplicity means the graph touches and turns at that zero because the sign of the factor doesn’t change across x = −1 (both (x+1)² just before and just after are positive), so the overall sign of f(x) can’t flip there.</w:t>
-            </w:r>
-          </w:p>
-          <w:p/>
-          <w:p>
-            <w:r>
-              <w:t>Why DOK 3: students critique a peer’s reasoning and justify the correct alternative with domain-specific language (multiplicity, even, sign change).</w:t>
+              <w:t xml:space="preserve">    “The multiplicity is 2, so the graph touches and turns at x = −1, because (x + 1)² stays the same sign just before and just after x = −1, so the overall sign of f(x) can’t flip there.”</w:t>
             </w:r>
           </w:p>
           <w:p>
             <w:r>
-              <w:t>ELL look-for: “because” / “since” in Reasoning; “touch” / “turn” instead of just “bounce.”</w:t>
+              <w:t>WHY THIS IS DOK 3:</w:t>
             </w:r>
           </w:p>
           <w:p>
             <w:r>
-              <w:t>Release valve: if time tight, verbalize CER with partner now; written CER → homework.</w:t>
+              <w:t>•  Students critique a peer’s reasoning (not just compute).</w:t>
+            </w:r>
+          </w:p>
+          <w:p>
+            <w:r>
+              <w:t>•  They construct an evidence-based argument using domain vocabulary (multiplicity, even, sign change).</w:t>
+            </w:r>
+          </w:p>
+          <w:p>
+            <w:r>
+              <w:t>•  Justification — not procedure execution — is the deliverable.</w:t>
+            </w:r>
+          </w:p>
+          <w:p>
+            <w:r>
+              <w:t>Stuck-pair hint card: “At x = −1, write down the exponent on (x + 1). Now read Rule 2.”  (Preserves DOK 3 because they still must articulate WHY.)</w:t>
+            </w:r>
+          </w:p>
+          <w:p>
+            <w:r>
+              <w:t>ELL look-for: “because” / “since” in the defense; “touch” / “turn” / “kisses” all valid academic-language proxies.</w:t>
             </w:r>
           </w:p>
         </w:tc>
@@ -1095,17 +1102,32 @@
               <w:rPr>
                 <w:b/>
               </w:rPr>
-              <w:t>[Share/Summary]  [DOK 2] Synthesis + Reflection</w:t>
+              <w:t>[Share/Summary]  [DOK 2] Folded into Exit Ticket  (≤2 min)</w:t>
             </w:r>
           </w:p>
           <w:p>
             <w:r>
-              <w:t>Framework: 5-15 min. Synthesis, return to objectives, self-rating.</w:t>
+              <w:t>Day 3 folds the synthesis into the exit ticket itself — the recap items ARE the synthesis, and the self-rating happens at packet collection.</w:t>
             </w:r>
           </w:p>
           <w:p>
             <w:r>
-              <w:t>4-min version fits the 55-min period. Do not cut — use release valve elsewhere.</w:t>
+              <w:t>Teacher script during the last 4 min:</w:t>
+            </w:r>
+          </w:p>
+          <w:p>
+            <w:r>
+              <w:t>1.  “Pencils up. Last 4 minutes. Exit ticket on the bottom of your packet.”</w:t>
+            </w:r>
+          </w:p>
+          <w:p>
+            <w:r>
+              <w:t>2.  As students work: scan #3 (the application) for diagnostic.</w:t>
+            </w:r>
+          </w:p>
+          <w:p>
+            <w:r>
+              <w:t>3.  Preview Day 4 (when papers come up): “Tomorrow: what if the zeros aren’t all real numbers?”</w:t>
             </w:r>
           </w:p>
         </w:tc>
@@ -1132,69 +1154,33 @@
               <w:rPr>
                 <w:b/>
               </w:rPr>
-              <w:t>✅  SHARE / SUMMARY / ANSWER KEY + DIAGNOSTIC</w:t>
+              <w:t>🔁  SHARE / SUMMARY (student-facing self-rating)</w:t>
             </w:r>
           </w:p>
           <w:p>
             <w:r>
-              <w:t>Sentence completion: A repeated factor creates a zero of higher MULTIPLICITY. Parity tells you whether the graph TOUCHES (even) or CROSSES (odd).</w:t>
+              <w:t>Self-check  —  circle one for each:</w:t>
+            </w:r>
+          </w:p>
+          <w:p>
+            <w:r>
+              <w:t>1.  I can state the multiplicity of each zero from factored form.   ✓    partly    not yet</w:t>
+            </w:r>
+          </w:p>
+          <w:p>
+            <w:r>
+              <w:t>2.  I can predict cross vs. touch from the multiplicity.            ✓    partly    not yet</w:t>
+            </w:r>
+          </w:p>
+          <w:p>
+            <w:r>
+              <w:t>3.  I can spot a multiplicity error in someone else’s graph.        ✓    partly    not yet</w:t>
             </w:r>
           </w:p>
           <w:p/>
           <w:p>
             <w:r>
-              <w:t>Self-rating scan targets:</w:t>
-            </w:r>
-          </w:p>
-          <w:p>
-            <w:r>
-              <w:t>•  #1 state multiplicity: ✓ for most (direct from Launch).</w:t>
-            </w:r>
-          </w:p>
-          <w:p>
-            <w:r>
-              <w:t>•  #2 cross vs. touch: ✓ or partly. Strong formative signal.</w:t>
-            </w:r>
-          </w:p>
-          <w:p>
-            <w:r>
-              <w:t>•  #3 WHY even = touch: expect “partly.” Sign-chart reasoning is hard.</w:t>
-            </w:r>
-          </w:p>
-          <w:p>
-            <w:r>
-              <w:t>•  #4 spot/correct error: based on Tonya task success.</w:t>
-            </w:r>
-          </w:p>
-          <w:p/>
-          <w:p>
-            <w:r>
-              <w:t>Teacher script (4 min):</w:t>
-            </w:r>
-          </w:p>
-          <w:p>
-            <w:r>
-              <w:t>1.  Essential Question callback (45s): “What does a repeated factor do?”</w:t>
-            </w:r>
-          </w:p>
-          <w:p>
-            <w:r>
-              <w:t>2.  Language Objective check (45s): “Who used ‘the multiplicity is ___, so the graph ___’?”</w:t>
-            </w:r>
-          </w:p>
-          <w:p>
-            <w:r>
-              <w:t>3.  Self-rating circle (60s).</w:t>
-            </w:r>
-          </w:p>
-          <w:p>
-            <w:r>
-              <w:t>4.  Preview Day 4 (30s): “What if a quadratic factor won’t factor over the reals? Complex zeros tomorrow.”</w:t>
-            </w:r>
-          </w:p>
-          <w:p>
-            <w:r>
-              <w:t>5.  Transition (30s): exit ticket next.</w:t>
+              <w:t>Preview Day 4: what if a polynomial’s zeros aren’t all real numbers?</w:t>
             </w:r>
           </w:p>
         </w:tc>
@@ -1221,17 +1207,98 @@
               <w:rPr>
                 <w:b/>
               </w:rPr>
-              <w:t>[Exit Ticket]  [DOK 2] Full Multi-Zero Prediction</w:t>
+              <w:t>[Exit Ticket]  [DOK 1–2] Summary (NOT a CER)  (4 min)</w:t>
             </w:r>
           </w:p>
           <w:p>
             <w:r>
-              <w:t>Framework: Exit Ticket shows mastery relative to objective.</w:t>
+              <w:t>Design intent: SUMMARY of today’s learning, not a new cognitive task.</w:t>
             </w:r>
           </w:p>
           <w:p>
             <w:r>
-              <w:t>p(x) = (x+2)³ (x-1)² (x-4). Three zeros, three multiplicities, three behaviors. 4 min tight; pre-printed structure reduces writing load.</w:t>
+              <w:t>Three fill-in-the-blank items + one open sentence.</w:t>
+            </w:r>
+          </w:p>
+          <w:p>
+            <w:r>
+              <w:t>Why not CER here: full CER writing in 4 min is unrealistic; the DOK-3 generative work already happened in Tonya.</w:t>
+            </w:r>
+          </w:p>
+        </w:tc>
+      </w:tr>
+    </w:tbl>
+    <w:p/>
+    <w:tbl>
+      <w:tblPr>
+        <w:tblStyle w:val="TableGrid"/>
+        <w:tblW w:type="auto" w:w="0"/>
+        <w:tblLook w:firstColumn="1" w:firstRow="1" w:lastColumn="0" w:lastRow="0" w:noHBand="0" w:noVBand="1" w:val="04A0"/>
+      </w:tblPr>
+      <w:tblGrid>
+        <w:gridCol w:w="10224"/>
+      </w:tblGrid>
+      <w:tr>
+        <w:tc>
+          <w:tcPr>
+            <w:tcW w:type="dxa" w:w="10224"/>
+          </w:tcPr>
+          <w:p>
+            <w:r/>
+            <w:r>
+              <w:rPr>
+                <w:b/>
+              </w:rPr>
+              <w:t>📤  EXIT TICKET  —  SUMMARY (student-facing)</w:t>
+            </w:r>
+          </w:p>
+          <w:p>
+            <w:r>
+              <w:t>Today we discovered:</w:t>
+            </w:r>
+          </w:p>
+          <w:p/>
+          <w:p>
+            <w:r>
+              <w:t>1.  The MULTIPLICITY of a zero is the  ______________  on its factor.</w:t>
+            </w:r>
+          </w:p>
+          <w:p/>
+          <w:p>
+            <w:r>
+              <w:t>2.  EVEN multiplicity  →  graph  ______________  at the zero.</w:t>
+            </w:r>
+          </w:p>
+          <w:p>
+            <w:r>
+              <w:t xml:space="preserve">    ODD multiplicity   →  graph  ______________  at the zero.</w:t>
+            </w:r>
+          </w:p>
+          <w:p/>
+          <w:p>
+            <w:r>
+              <w:t>3.  Quick application: in  p(x) = (x + 2)³ (x − 4),</w:t>
+            </w:r>
+          </w:p>
+          <w:p>
+            <w:r>
+              <w:t xml:space="preserve">      at  x = −2  the multiplicity is ____  and the graph will ____________.</w:t>
+            </w:r>
+          </w:p>
+          <w:p>
+            <w:r>
+              <w:t xml:space="preserve">      at  x =  4  the multiplicity is ____  and the graph will ____________.</w:t>
+            </w:r>
+          </w:p>
+          <w:p/>
+          <w:p>
+            <w:r>
+              <w:t>4.  One sentence — the most important thing I learned today:</w:t>
+            </w:r>
+          </w:p>
+          <w:p>
+            <w:r>
+              <w:t>_____________________________________________________________________</w:t>
             </w:r>
           </w:p>
         </w:tc>
@@ -1263,81 +1330,52 @@
           </w:p>
           <w:p>
             <w:r>
-              <w:t>p(x) = (x + 2)³ (x − 1)² (x − 4)</w:t>
-            </w:r>
-          </w:p>
-          <w:p/>
-          <w:p>
-            <w:r>
-              <w:t>(a)  Zeros and multiplicities:</w:t>
+              <w:t>Expected responses:</w:t>
             </w:r>
           </w:p>
           <w:p>
             <w:r>
-              <w:t>•  x = −2, mult 3</w:t>
+              <w:t>1.  EXPONENT  (accept: “power,” “number on top of the parenthesis”).</w:t>
             </w:r>
           </w:p>
           <w:p>
             <w:r>
-              <w:t>•  x = 1,  mult 2</w:t>
+              <w:t>2.  EVEN → TOUCHES (accept: “kisses,” “turns,” “bounces”).</w:t>
             </w:r>
           </w:p>
           <w:p>
             <w:r>
-              <w:t>•  x = 4,  mult 1</w:t>
-            </w:r>
-          </w:p>
-          <w:p/>
-          <w:p>
-            <w:r>
-              <w:t>(b)  Behaviors:</w:t>
+              <w:t xml:space="preserve">    ODD  → CROSSES (accept: “goes through,” “cuts through”).</w:t>
             </w:r>
           </w:p>
           <w:p>
             <w:r>
-              <w:t>•  x = −2 → CROSS (flattened, odd ≥ 3)</w:t>
+              <w:t>3.  Application to p(x) = (x + 2)³ (x − 4):</w:t>
             </w:r>
           </w:p>
           <w:p>
             <w:r>
-              <w:t>•  x = 1  → TOUCH (even)</w:t>
+              <w:t xml:space="preserve">    x = −2: multiplicity 3, CROSSES (with a flatten).</w:t>
             </w:r>
           </w:p>
           <w:p>
             <w:r>
-              <w:t>•  x = 4  → CROSS (clean, odd = 1)</w:t>
-            </w:r>
-          </w:p>
-          <w:p/>
-          <w:p>
-            <w:r>
-              <w:t>(c)  Sample sentences:</w:t>
+              <w:t xml:space="preserve">    x =  4: multiplicity 1, CROSSES (clean).</w:t>
             </w:r>
           </w:p>
           <w:p>
             <w:r>
-              <w:t>“The multiplicity is 3, so the graph crosses (with a flatten) at x = −2.”</w:t>
+              <w:t>4.  Open response.  Strong answers connect EXPONENT → PARITY → BEHAVIOR.</w:t>
             </w:r>
           </w:p>
           <w:p>
             <w:r>
-              <w:t>“The multiplicity is 2, so the graph touches at x = 1.”</w:t>
+              <w:t>INTENTIONALLY NOT A CER.  The DOK-3 generative work happened in Tonya.</w:t>
             </w:r>
           </w:p>
           <w:p>
             <w:r>
-              <w:t>“The multiplicity is 1, so the graph crosses at x = 4.”</w:t>
-            </w:r>
-          </w:p>
-          <w:p/>
-          <w:p>
-            <w:r>
-              <w:t>Why DOK 2: applying the rule to a NEW polynomial; not constructing a novel argument (that was error analysis).</w:t>
-            </w:r>
-          </w:p>
-          <w:p>
-            <w:r>
-              <w:t>Scoring: 3 zeros × (mult + behavior) = 6 items + frame in (c). Full credit = all three behaviors correct AND frame used.</w:t>
+              <w:t>If you want a CER for HW: “Explain why even multiplicity must touch, using sign-chart reasoning.”</w:t>
             </w:r>
           </w:p>
         </w:tc>
@@ -1369,22 +1407,22 @@
           </w:p>
           <w:p>
             <w:r>
-              <w:t>1.  Do Now sheets (scan #4 pattern guesses).</w:t>
+              <w:t>1.  Do Now sheets — collected on entry scan or during Launch.</w:t>
             </w:r>
           </w:p>
           <w:p>
             <w:r>
-              <w:t>2.  Exit tickets (DOK 2, every student).</w:t>
+              <w:t>2.  Tonya page — photograph or collect (DOK-3 evidence).</w:t>
             </w:r>
           </w:p>
           <w:p>
             <w:r>
-              <w:t>3.  Tonya error analysis page (DOK 3 evidence) — photo or collect.</w:t>
+              <w:t>3.  Summary exit ticket (every student).</w:t>
             </w:r>
           </w:p>
           <w:p>
             <w:r>
-              <w:t>4.  Share/Summary self-ratings — quick scan.</w:t>
+              <w:t>4.  Try It pages — quick scan for diagnostic.</w:t>
             </w:r>
           </w:p>
         </w:tc>
@@ -1416,37 +1454,32 @@
           </w:p>
           <w:p>
             <w:r>
-              <w:t>[Do Now A] Students writing predictions silently; teacher scanning on entry.</w:t>
+              <w:t>[Do Now A] Silent solo work? Pattern guess attempted in #3?</w:t>
             </w:r>
           </w:p>
           <w:p>
             <w:r>
-              <w:t>[Do Now C] Blooket dashboard open; teacher reading diagnostics.</w:t>
+              <w:t>[Do Now C] Teacher monitoring Blooket dashboard diagnostically?</w:t>
             </w:r>
           </w:p>
           <w:p>
             <w:r>
-              <w:t>[Launch] Frayer built collaboratively; bridge to yesterday made explicit.</w:t>
+              <w:t>[Launch] Cold-call used for misconception? Word “multiplicity” named at the right moment?</w:t>
             </w:r>
           </w:p>
           <w:p>
             <w:r>
-              <w:t>[Explore Desmos] Partners recording in writing; teacher NOT lecturing.</w:t>
+              <w:t>[Practice] Sentence-frame prompts? Teacher circulating with questions, not answers?</w:t>
             </w:r>
           </w:p>
           <w:p>
             <w:r>
-              <w:t>[Explore Tonya] CER structure visible; “because” / “since” in reasoning.</w:t>
+              <w:t>[Explore] Partners reading the rule card? “Because” / “since” in Step 3?</w:t>
             </w:r>
           </w:p>
           <w:p>
             <w:r>
-              <w:t>[Share/Summary] Self-ratings honest; Essential Question called back.</w:t>
-            </w:r>
-          </w:p>
-          <w:p>
-            <w:r>
-              <w:t>[Exit] Sentence frame used in (c); multiplicity vocabulary present.</w:t>
+              <w:t>[Exit] All four items attempted? Sentence complete?</w:t>
             </w:r>
           </w:p>
         </w:tc>
@@ -1478,27 +1511,37 @@
           </w:p>
           <w:p>
             <w:r>
-              <w:t>•  Frayer organizer reduces blank-page anxiety; four boxes scope the task.</w:t>
+              <w:t>•  Do Now uses CHECK-or-CROSS predictions (low writing load).</w:t>
             </w:r>
           </w:p>
           <w:p>
             <w:r>
-              <w:t>•  Do Now has predictions in CHECKBOX style — low language load.</w:t>
+              <w:t>•  Launch (x − 1)ⁿ investigation: partner with a strong-grapher; IEP student records observations in writing.</w:t>
             </w:r>
           </w:p>
           <w:p>
             <w:r>
-              <w:t>•  Desmos exploration: partner with a strong-grapher student; IEP student owns recording behavior at x = 1 in writing.</w:t>
+              <w:t>•  Tonya error analysis: structured Steps 1–5 with self-contained rule card. Sentence frame printed twice (T-chart + Step 3).</w:t>
             </w:r>
           </w:p>
           <w:p>
             <w:r>
-              <w:t>•  Tonya error analysis: verbal CER with partner satisfies task for processing-speed accommodations; written CER can move to homework.</w:t>
+              <w:t>•  Stuck-pair hint card: “Write the exponent. Read Rule 2.”</w:t>
             </w:r>
           </w:p>
           <w:p>
             <w:r>
-              <w:t>•  Exit ticket is structured per-zero — students work down a list rather than writing continuous prose.</w:t>
+              <w:t>•  Try It is structured per-zero (zeros + mult + behavior on three lines).</w:t>
+            </w:r>
+          </w:p>
+          <w:p>
+            <w:r>
+              <w:t>•  Exit ticket is fill-in-the-blank with one open sentence — low writing load.</w:t>
+            </w:r>
+          </w:p>
+          <w:p>
+            <w:r>
+              <w:t>•  Preferential seating near board for Launch synthesis.</w:t>
             </w:r>
           </w:p>
         </w:tc>
@@ -1530,12 +1573,12 @@
           </w:p>
           <w:p>
             <w:r>
-              <w:t>•  Sentence frame: “The multiplicity is ___, so the graph ___ at x = ___.”</w:t>
+              <w:t>•  Sentence frame printed on Tonya page (Step 3) and on the T-chart.</w:t>
             </w:r>
           </w:p>
           <w:p>
             <w:r>
-              <w:t>•  “Touches / bounces / kisses / turns” all accepted for even-mult behavior.</w:t>
+              <w:t>•  “Touches / kisses / turns / bounces” all accepted for even-mult behavior.</w:t>
             </w:r>
           </w:p>
           <w:p>
@@ -1545,22 +1588,22 @@
           </w:p>
           <w:p>
             <w:r>
-              <w:t>•  Frayer model scaffolds the new vocabulary word.</w:t>
+              <w:t>•  ONE new academic word today: MULTIPLICITY.  No other new vocab.</w:t>
             </w:r>
           </w:p>
           <w:p>
             <w:r>
-              <w:t>•  Predict-before-verify: students commit in writing before speaking.</w:t>
+              <w:t>•  Predict-before-verify routine: students commit in writing before speaking.</w:t>
             </w:r>
           </w:p>
           <w:p>
             <w:r>
-              <w:t>•  T-chart is visual — EVEN and ODD columns stay side-by-side as a reference.</w:t>
+              <w:t>•  T-chart side-by-side keeps EVEN and ODD as a visual reference.</w:t>
             </w:r>
           </w:p>
           <w:p>
             <w:r>
-              <w:t>•  Cognitive load concentrated on ONE new word today (multiplicity). No other new vocab.</w:t>
+              <w:t>•  Summary exit ticket is fill-in-the-blank + one sentence (low writing load).</w:t>
             </w:r>
           </w:p>
         </w:tc>

--- a/Day_3_Teacher_Packet.docx
+++ b/Day_3_Teacher_Packet.docx
@@ -20,15 +20,53 @@
         <w:t>ALGEBRA 2  |  LESSON 3-5</w:t>
       </w:r>
     </w:p>
+    <w:tbl>
+      <w:tblPr>
+        <w:tblW w:type="auto" w:w="0"/>
+        <w:tblLayout w:type="fixed"/>
+        <w:tblLook w:firstColumn="1" w:firstRow="1" w:lastColumn="0" w:lastRow="0" w:noHBand="0" w:noVBand="1" w:val="04A0"/>
+      </w:tblPr>
+      <w:tblGrid>
+        <w:gridCol w:w="10224"/>
+      </w:tblGrid>
+      <w:tr>
+        <w:tc>
+          <w:tcPr>
+            <w:tcW w:type="dxa" w:w="10224"/>
+            <w:shd w:val="clear" w:color="auto" w:fill="2B5C8A"/>
+            <w:tcBorders>
+              <w:top w:val="single" w:sz="4" w:space="0" w:color="2B5C8A"/>
+              <w:left w:val="single" w:sz="4" w:space="0" w:color="2B5C8A"/>
+              <w:bottom w:val="single" w:sz="4" w:space="0" w:color="2B5C8A"/>
+              <w:right w:val="single" w:sz="4" w:space="0" w:color="2B5C8A"/>
+            </w:tcBorders>
+            <w:vAlign w:val="center"/>
+          </w:tcPr>
+          <w:p>
+            <w:r/>
+            <w:r>
+              <w:rPr>
+                <w:b/>
+                <w:color w:val="FFFFFF"/>
+                <w:sz w:val="32"/>
+              </w:rPr>
+              <w:t>Day 3  │  The Magic of Multiplicity</w:t>
+            </w:r>
+          </w:p>
+        </w:tc>
+      </w:tr>
+    </w:tbl>
     <w:p>
       <w:r>
         <w:rPr>
-          <w:b/>
-          <w:sz w:val="26"/>
+          <w:i/>
+          <w:color w:val="555555"/>
+          <w:sz w:val="20"/>
         </w:rPr>
-        <w:t>Day 3  |  The Magic of Multiplicity</w:t>
+        <w:t>Teacher pacing + DOK framework crosswalk + answer keys + Questions to ask / Adult role per phase.</w:t>
       </w:r>
     </w:p>
+    <w:p/>
     <w:tbl>
       <w:tblPr>
         <w:tblStyle w:val="TableGrid"/>
@@ -435,7 +473,7 @@
           </w:p>
           <w:p>
             <w:r>
-              <w:t xml:space="preserve">  Practice (Try It A–C) ........ 10 min</w:t>
+              <w:t xml:space="preserve">  Practice (Try It A–B) ......... 7 min</w:t>
             </w:r>
           </w:p>
           <w:p>
@@ -502,7 +540,7 @@
               <w:rPr>
                 <w:b/>
               </w:rPr>
-              <w:t>[Do Now A]  [DOK 2] Touch-or-Cross Prediction</w:t>
+              <w:t>[Do Now A]  [DOK 2] Touch-or-Cross Prediction  (5 min)</w:t>
             </w:r>
           </w:p>
           <w:p>
@@ -518,6 +556,16 @@
           <w:p>
             <w:r>
               <w:t>Bridges from Day 2 (still ZPP) and primes today’s pattern reveal.</w:t>
+            </w:r>
+          </w:p>
+          <w:p>
+            <w:r>
+              <w:t>Questions to ask (circulating silently): none aloud. Scan for “cross-everywhere” misconception and note those students for Launch cold-call.</w:t>
+            </w:r>
+          </w:p>
+          <w:p>
+            <w:r>
+              <w:t>Adult role: teacher hands sheets at door, circulates silently; aide (if present) supports processing-speed accommodations without prompting content.</w:t>
             </w:r>
           </w:p>
         </w:tc>
@@ -684,6 +732,16 @@
               <w:t>CSV: Blooket_Day3_Multiplicity.csv  (regenerate via regen_blooket_csvs.py).</w:t>
             </w:r>
           </w:p>
+          <w:p>
+            <w:r>
+              <w:t>Questions to ask (after game): “Which rule had the lowest %?  Say it now.” (Surface the weak rule aloud before Launch so it primes the −f(x) synthesis.)</w:t>
+            </w:r>
+          </w:p>
+          <w:p>
+            <w:r>
+              <w:t>Adult role: teacher watches dashboard and runs the 60-second board reset if needed; aide (if present) troubleshoots any Chromebook issues during the 2-min login window.</w:t>
+            </w:r>
+          </w:p>
         </w:tc>
       </w:tr>
     </w:tbl>
@@ -749,6 +807,16 @@
           <w:p>
             <w:r>
               <w:t>6.  Name the word, build the T-chart together. (3 min)</w:t>
+            </w:r>
+          </w:p>
+          <w:p>
+            <w:r>
+              <w:t>Questions to ask: “What changed between (x−1)¹ and (x−1)² at x = 1?” / “How many times does the factor (x−1) appear in each case?” / “Who predicted touch on the Do Now?  What made you predict that?”</w:t>
+            </w:r>
+          </w:p>
+          <w:p>
+            <w:r>
+              <w:t>Adult role: teacher runs script + cold-calls; aide (if present) walks to partners stuck loading Desmos, keeps them in the 5-min window.</w:t>
             </w:r>
           </w:p>
         </w:tc>
@@ -862,17 +930,27 @@
               <w:rPr>
                 <w:b/>
               </w:rPr>
-              <w:t>[Practice]  [DOK 2] Try It A–C  (10 min)</w:t>
+              <w:t>[Practice]  [DOK 2] Try It A–B  (7 min)</w:t>
             </w:r>
           </w:p>
           <w:p>
             <w:r>
-              <w:t>Three items.  Each: zeros + multiplicity + behavior.</w:t>
+              <w:t>Two items pulled from the Savvas bank.  Each: zeros + multiplicity + behavior.</w:t>
             </w:r>
           </w:p>
           <w:p>
             <w:r>
               <w:t>Teacher circulates with sentence-frame prompts, not corrections.</w:t>
+            </w:r>
+          </w:p>
+          <w:p>
+            <w:r>
+              <w:t>Questions to ask: “Which factor tells you the behavior at this zero?” / “Is this multiplicity even or odd?”</w:t>
+            </w:r>
+          </w:p>
+          <w:p>
+            <w:r>
+              <w:t>Adult role: teacher circulates with prompts; aide (if present) scans for students stuck on Item B’s irreducible quadratic and redirects to Rule 1.</w:t>
             </w:r>
           </w:p>
           <w:p>
@@ -988,12 +1066,17 @@
           </w:p>
           <w:p>
             <w:r>
-              <w:t>Teacher role: circulate, prompt-only.  Answer questions with questions (“What’s the exponent on (x + 1)?”).</w:t>
+              <w:t>Partner roles: one writes Step 1–2, the other drafts Step 3 (the defense). Swap for fast-finisher CER expansion if time allows.</w:t>
             </w:r>
           </w:p>
           <w:p>
             <w:r>
-              <w:t>Partner roles: one writes Step 1–2, the other drafts Step 3 (the defense). Swap for fast-finisher CER expansion if time allows.</w:t>
+              <w:t>Questions to ask (prompt-only, answer questions with questions): “What’s the exponent on (x + 1)?” / “Read Rule 2 aloud.  Does that match what Tonya drew?” / “Which factor appears twice?  What does that mean?”</w:t>
+            </w:r>
+          </w:p>
+          <w:p>
+            <w:r>
+              <w:t>Adult role: teacher circulates with prompts only (no answers); aide (if present) stations near pairs with processing-speed accommodations, prompts partner swap when Step 3 stalls.</w:t>
             </w:r>
           </w:p>
         </w:tc>
@@ -1102,32 +1185,47 @@
               <w:rPr>
                 <w:b/>
               </w:rPr>
-              <w:t>[Share/Summary]  [DOK 2] Folded into Exit Ticket  (≤2 min)</w:t>
+              <w:t>[Share/Summary]  [DOK 2] Synthesis + Self-Rating  (3 min)</w:t>
             </w:r>
           </w:p>
           <w:p>
             <w:r>
-              <w:t>Day 3 folds the synthesis into the exit ticket itself — the recap items ARE the synthesis, and the self-rating happens at packet collection.</w:t>
+              <w:t>Teacher script (3 min flat):</w:t>
             </w:r>
           </w:p>
           <w:p>
             <w:r>
-              <w:t>Teacher script during the last 4 min:</w:t>
+              <w:t>1.  “Pencils up.” Essential Question callback (45s): “What does a repeated factor do, and how do you predict the behavior at every zero?”</w:t>
             </w:r>
           </w:p>
           <w:p>
             <w:r>
-              <w:t>1.  “Pencils up. Last 4 minutes. Exit ticket on the bottom of your packet.”</w:t>
+              <w:t>2.  Language Objective check (30s): “Who used ‘the multiplicity is ___, so the graph ___ at x = ___’? Finish with what?”</w:t>
             </w:r>
           </w:p>
           <w:p>
             <w:r>
-              <w:t>2.  As students work: scan #3 (the application) for diagnostic.</w:t>
+              <w:t>3.  Self-rating circle on packet (45s).  Teacher scans.</w:t>
             </w:r>
           </w:p>
           <w:p>
             <w:r>
-              <w:t>3.  Preview Day 4 (when papers come up): “Tomorrow: what if the zeros aren’t all real numbers?”</w:t>
+              <w:t>4.  Preview Day 4 (30s): “Tomorrow: what if the zeros aren’t all real?”</w:t>
+            </w:r>
+          </w:p>
+          <w:p>
+            <w:r>
+              <w:t>5.  Transition (30s): “Summary exit ticket. 4 minutes.”</w:t>
+            </w:r>
+          </w:p>
+          <w:p>
+            <w:r>
+              <w:t>Questions to ask: “Which Criterion for Success did you rate ‘partly’? What’s the blocker?” (use answers to target Day 4 warm-up).</w:t>
+            </w:r>
+          </w:p>
+          <w:p>
+            <w:r>
+              <w:t>Adult role: teacher leads; aide (if present) scans self-ratings as packets tilt up during transition.</w:t>
             </w:r>
           </w:p>
         </w:tc>
@@ -1225,13 +1323,22 @@
               <w:t>Why not CER here: full CER writing in 4 min is unrealistic; the DOK-3 generative work already happened in Tonya.</w:t>
             </w:r>
           </w:p>
+          <w:p>
+            <w:r>
+              <w:t>Questions to ask: none during write time.  As papers come up: “Biggest thing you learned?  Say it in one breath.”</w:t>
+            </w:r>
+          </w:p>
+          <w:p>
+            <w:r>
+              <w:t>Adult role: teacher collects at the door; aide (if present) totals #3 responses for next-day diagnostic while students pack up.</w:t>
+            </w:r>
+          </w:p>
         </w:tc>
       </w:tr>
     </w:tbl>
     <w:p/>
     <w:tbl>
       <w:tblPr>
-        <w:tblStyle w:val="TableGrid"/>
         <w:tblW w:type="auto" w:w="0"/>
         <w:tblLook w:firstColumn="1" w:firstRow="1" w:lastColumn="0" w:lastRow="0" w:noHBand="0" w:noVBand="1" w:val="04A0"/>
       </w:tblPr>
@@ -1242,12 +1349,22 @@
         <w:tc>
           <w:tcPr>
             <w:tcW w:type="dxa" w:w="10224"/>
+            <w:tcBorders>
+              <w:top w:val="single" w:sz="8" w:space="0" w:color="C0392B"/>
+              <w:left w:val="single" w:sz="8" w:space="0" w:color="C0392B"/>
+              <w:bottom w:val="single" w:sz="8" w:space="0" w:color="C0392B"/>
+              <w:right w:val="single" w:sz="8" w:space="0" w:color="C0392B"/>
+            </w:tcBorders>
+            <w:shd w:val="clear" w:color="auto" w:fill="FCEAE8"/>
+            <w:vAlign w:val="top"/>
           </w:tcPr>
           <w:p>
             <w:r/>
             <w:r>
               <w:rPr>
                 <w:b/>
+                <w:color w:val="C0392B"/>
+                <w:sz w:val="22"/>
               </w:rPr>
               <w:t>📤  EXIT TICKET  —  SUMMARY (student-facing)</w:t>
             </w:r>
@@ -1257,13 +1374,17 @@
               <w:t>Today we discovered:</w:t>
             </w:r>
           </w:p>
-          <w:p/>
+          <w:p>
+            <w:r/>
+          </w:p>
           <w:p>
             <w:r>
               <w:t>1.  The MULTIPLICITY of a zero is the  ______________  on its factor.</w:t>
             </w:r>
           </w:p>
-          <w:p/>
+          <w:p>
+            <w:r/>
+          </w:p>
           <w:p>
             <w:r>
               <w:t>2.  EVEN multiplicity  →  graph  ______________  at the zero.</w:t>
@@ -1274,7 +1395,9 @@
               <w:t xml:space="preserve">    ODD multiplicity   →  graph  ______________  at the zero.</w:t>
             </w:r>
           </w:p>
-          <w:p/>
+          <w:p>
+            <w:r/>
+          </w:p>
           <w:p>
             <w:r>
               <w:t>3.  Quick application: in  p(x) = (x + 2)³ (x − 4),</w:t>
@@ -1290,7 +1413,9 @@
               <w:t xml:space="preserve">      at  x =  4  the multiplicity is ____  and the graph will ____________.</w:t>
             </w:r>
           </w:p>
-          <w:p/>
+          <w:p>
+            <w:r/>
+          </w:p>
           <w:p>
             <w:r>
               <w:t>4.  One sentence — the most important thing I learned today:</w:t>
